--- a/cv/Iyed_Khouildi_Developpeur_Full_Stack_CV_FR_International.docx
+++ b/cv/Iyed_Khouildi_Developpeur_Full_Stack_CV_FR_International.docx
@@ -40,7 +40,7 @@
         <w:spacing w:after="20"/>
         <w:jc w:val="center"/>
       </w:pPr>
-      <w:hyperlink w:history="1" r:id="rIdm7gm-8sdwlhqfkgwyu3b6">
+      <w:hyperlink w:history="1" r:id="rIdwcpsqgrqr1ldhl61dgbbd">
         <w:r>
           <w:rPr>
             <w:sz w:val="19"/>
@@ -77,7 +77,7 @@
         </w:rPr>
         <w:t xml:space="preserve">  |  </w:t>
       </w:r>
-      <w:hyperlink w:history="1" r:id="rIdhsvy6ptxlmqvbwo1h2k2y">
+      <w:hyperlink w:history="1" r:id="rIdqb4hxp8lnmthq3bqilooc">
         <w:r>
           <w:rPr>
             <w:sz w:val="19"/>
@@ -97,7 +97,7 @@
         </w:rPr>
         <w:t xml:space="preserve">  |  </w:t>
       </w:r>
-      <w:hyperlink w:history="1" r:id="rId6e6njswfd5lhbmapf4eyh">
+      <w:hyperlink w:history="1" r:id="rIdczimdb80i-dbtrgw-_alp">
         <w:r>
           <w:rPr>
             <w:sz w:val="19"/>
@@ -117,7 +117,7 @@
         </w:rPr>
         <w:t xml:space="preserve">  |  </w:t>
       </w:r>
-      <w:hyperlink w:history="1" r:id="rId4cbmk7ah8td359th3dzgs">
+      <w:hyperlink w:history="1" r:id="rIdi6tzh1kyo0yq_zil4zqik">
         <w:r>
           <w:rPr>
             <w:sz w:val="19"/>
